--- a/2 am/1 الجداول/cours 5/fiche.docx
+++ b/2 am/1 الجداول/cours 5/fiche.docx
@@ -4840,6 +4840,7 @@
                 <w:lang w:bidi="ar-DZ"/>
               </w:rPr>
             </w:pPr>
+            <w:bookmarkStart w:id="0" w:name="_GoBack"/>
             <w:r>
               <w:rPr>
                 <w:rFonts w:asciiTheme="majorBidi" w:hAnsiTheme="majorBidi" w:cstheme="majorBidi"/>
@@ -4860,19 +4861,9 @@
                 <w:rtl/>
                 <w:lang w:bidi="ar-DZ"/>
               </w:rPr>
-              <w:t>ذا ت</w:t>
-            </w:r>
-            <w:r>
-              <w:rPr>
-                <w:rFonts w:asciiTheme="majorBidi" w:hAnsiTheme="majorBidi" w:cstheme="majorBidi"/>
-                <w:color w:val="000000"/>
-                <w:sz w:val="28"/>
-                <w:szCs w:val="28"/>
-                <w:rtl/>
-                <w:lang w:bidi="ar-DZ"/>
-              </w:rPr>
-              <w:t>لاحظ</w:t>
-            </w:r>
+              <w:t xml:space="preserve">ذا </w:t>
+            </w:r>
+            <w:proofErr w:type="gramStart"/>
             <w:r>
               <w:rPr>
                 <w:rFonts w:asciiTheme="majorBidi" w:hAnsiTheme="majorBidi" w:cstheme="majorBidi" w:hint="cs"/>
@@ -4882,8 +4873,42 @@
                 <w:rtl/>
                 <w:lang w:bidi="ar-DZ"/>
               </w:rPr>
+              <w:t>ت</w:t>
+            </w:r>
+            <w:r>
+              <w:rPr>
+                <w:rFonts w:asciiTheme="majorBidi" w:hAnsiTheme="majorBidi" w:cstheme="majorBidi"/>
+                <w:color w:val="000000"/>
+                <w:sz w:val="28"/>
+                <w:szCs w:val="28"/>
+                <w:rtl/>
+                <w:lang w:bidi="ar-DZ"/>
+              </w:rPr>
+              <w:t>لاحظ</w:t>
+            </w:r>
+            <w:r>
+              <w:rPr>
+                <w:rFonts w:asciiTheme="majorBidi" w:hAnsiTheme="majorBidi" w:cstheme="majorBidi" w:hint="cs"/>
+                <w:color w:val="000000"/>
+                <w:sz w:val="28"/>
+                <w:szCs w:val="28"/>
+                <w:rtl/>
+                <w:lang w:bidi="ar-DZ"/>
+              </w:rPr>
+              <w:t xml:space="preserve"> </w:t>
+            </w:r>
+            <w:r>
+              <w:rPr>
+                <w:rFonts w:asciiTheme="majorBidi" w:hAnsiTheme="majorBidi" w:cstheme="majorBidi" w:hint="cs"/>
+                <w:color w:val="000000"/>
+                <w:sz w:val="28"/>
+                <w:szCs w:val="28"/>
+                <w:rtl/>
+                <w:lang w:bidi="ar-DZ"/>
+              </w:rPr>
               <w:t>؟</w:t>
             </w:r>
+            <w:proofErr w:type="gramEnd"/>
             <w:r>
               <w:rPr>
                 <w:rFonts w:asciiTheme="majorBidi" w:hAnsiTheme="majorBidi" w:cstheme="majorBidi"/>
@@ -5043,6 +5068,7 @@
               </w:rPr>
               <w:t>؟</w:t>
             </w:r>
+            <w:bookmarkEnd w:id="0"/>
             <w:proofErr w:type="gramEnd"/>
           </w:p>
         </w:tc>
@@ -7376,8 +7402,6 @@
                 <w:lang w:bidi="ar-DZ"/>
               </w:rPr>
             </w:pPr>
-            <w:bookmarkStart w:id="0" w:name="_GoBack"/>
-            <w:bookmarkEnd w:id="0"/>
             <w:r>
               <w:rPr>
                 <w:rFonts w:asciiTheme="majorBidi" w:hAnsiTheme="majorBidi" w:cstheme="majorBidi"/>
@@ -9904,7 +9928,7 @@
 </file>
 
 <file path=customXml/itemProps1.xml><?xml version="1.0" encoding="utf-8"?>
-<ds:datastoreItem xmlns:ds="http://schemas.openxmlformats.org/officeDocument/2006/customXml" ds:itemID="{A15E732D-B4F6-4B30-B046-26388E8795F3}">
+<ds:datastoreItem xmlns:ds="http://schemas.openxmlformats.org/officeDocument/2006/customXml" ds:itemID="{B492C651-EFC4-4ABD-835C-ADECD89A6A59}">
   <ds:schemaRefs>
     <ds:schemaRef ds:uri="http://schemas.openxmlformats.org/officeDocument/2006/bibliography"/>
   </ds:schemaRefs>

--- a/2 am/1 الجداول/cours 5/fiche.docx
+++ b/2 am/1 الجداول/cours 5/fiche.docx
@@ -4840,7 +4840,6 @@
                 <w:lang w:bidi="ar-DZ"/>
               </w:rPr>
             </w:pPr>
-            <w:bookmarkStart w:id="0" w:name="_GoBack"/>
             <w:r>
               <w:rPr>
                 <w:rFonts w:asciiTheme="majorBidi" w:hAnsiTheme="majorBidi" w:cstheme="majorBidi"/>
@@ -5068,7 +5067,6 @@
               </w:rPr>
               <w:t>؟</w:t>
             </w:r>
-            <w:bookmarkEnd w:id="0"/>
             <w:proofErr w:type="gramEnd"/>
           </w:p>
         </w:tc>
@@ -5678,6 +5676,7 @@
                 <w:lang w:bidi="ar-DZ"/>
               </w:rPr>
             </w:pPr>
+            <w:bookmarkStart w:id="0" w:name="_GoBack"/>
             <w:r>
               <w:rPr>
                 <w:rFonts w:asciiTheme="majorBidi" w:hAnsiTheme="majorBidi" w:cstheme="majorBidi"/>
@@ -5915,7 +5914,19 @@
                 <w:rtl/>
                 <w:lang w:bidi="ar-DZ"/>
               </w:rPr>
-              <w:t>ما هي إذن مراحل التظليل</w:t>
+              <w:t xml:space="preserve">ما هي إذن مراحل </w:t>
+            </w:r>
+            <w:proofErr w:type="gramStart"/>
+            <w:r>
+              <w:rPr>
+                <w:rFonts w:asciiTheme="majorBidi" w:hAnsiTheme="majorBidi" w:cstheme="majorBidi"/>
+                <w:sz w:val="28"/>
+                <w:szCs w:val="28"/>
+                <w:shd w:val="clear" w:color="auto" w:fill="FFFFFF"/>
+                <w:rtl/>
+                <w:lang w:bidi="ar-DZ"/>
+              </w:rPr>
+              <w:t>التظليل</w:t>
             </w:r>
             <w:r>
               <w:rPr>
@@ -5926,8 +5937,21 @@
                 <w:rtl/>
                 <w:lang w:bidi="ar-DZ"/>
               </w:rPr>
+              <w:t xml:space="preserve"> </w:t>
+            </w:r>
+            <w:r>
+              <w:rPr>
+                <w:rFonts w:asciiTheme="majorBidi" w:hAnsiTheme="majorBidi" w:cstheme="majorBidi" w:hint="cs"/>
+                <w:sz w:val="28"/>
+                <w:szCs w:val="28"/>
+                <w:shd w:val="clear" w:color="auto" w:fill="FFFFFF"/>
+                <w:rtl/>
+                <w:lang w:bidi="ar-DZ"/>
+              </w:rPr>
               <w:t>؟</w:t>
             </w:r>
+            <w:bookmarkEnd w:id="0"/>
+            <w:proofErr w:type="gramEnd"/>
           </w:p>
         </w:tc>
         <w:tc>
@@ -9928,7 +9952,7 @@
 </file>
 
 <file path=customXml/itemProps1.xml><?xml version="1.0" encoding="utf-8"?>
-<ds:datastoreItem xmlns:ds="http://schemas.openxmlformats.org/officeDocument/2006/customXml" ds:itemID="{B492C651-EFC4-4ABD-835C-ADECD89A6A59}">
+<ds:datastoreItem xmlns:ds="http://schemas.openxmlformats.org/officeDocument/2006/customXml" ds:itemID="{DC75ADDB-9710-4255-83C4-E6E00DC8A386}">
   <ds:schemaRefs>
     <ds:schemaRef ds:uri="http://schemas.openxmlformats.org/officeDocument/2006/bibliography"/>
   </ds:schemaRefs>
